--- a/javascript/learn/Docs/05 - Loop.docx
+++ b/javascript/learn/Docs/05 - Loop.docx
@@ -698,6 +698,7 @@
     <w:p>
       <w:pPr>
         <w:numPr>
+          <w:ilvl w:val="0"/>
           <w:numId w:val="0"/>
         </w:numPr>
         <w:spacing w:line="360" w:lineRule="auto"/>
@@ -17948,10 +17949,1688 @@
       <w:pPr>
         <w:rPr>
           <w:rFonts w:hint="default"/>
+          <w:lang w:val="en-IN"/>
+        </w:rPr>
+      </w:pPr>
+      <w:r>
+        <w:rPr>
+          <w:rFonts w:hint="default"/>
+          <w:lang w:val="en-IN"/>
+        </w:rPr>
+        <w:t>For of loop</w:t>
+      </w:r>
+    </w:p>
+    <w:p>
+      <w:pPr>
+        <w:rPr>
+          <w:rFonts w:hint="default"/>
+          <w:lang w:val="en-IN"/>
+        </w:rPr>
+      </w:pPr>
+    </w:p>
+    <w:p>
+      <w:pPr>
+        <w:keepNext w:val="0"/>
+        <w:keepLines w:val="0"/>
+        <w:widowControl/>
+        <w:suppressLineNumbers w:val="0"/>
+        <w:shd w:val="clear" w:fill="1E1E1E"/>
+        <w:spacing w:line="285" w:lineRule="atLeast"/>
+        <w:jc w:val="left"/>
+        <w:rPr>
+          <w:rFonts w:ascii="Consolas" w:hAnsi="Consolas" w:eastAsia="Consolas" w:cs="Consolas"/>
+          <w:b w:val="0"/>
+          <w:bCs w:val="0"/>
+          <w:color w:val="D4D4D4"/>
+          <w:sz w:val="21"/>
+          <w:szCs w:val="21"/>
+        </w:rPr>
+      </w:pPr>
+      <w:r>
+        <w:rPr>
+          <w:rFonts w:hint="default" w:ascii="Consolas" w:hAnsi="Consolas" w:eastAsia="Consolas" w:cs="Consolas"/>
+          <w:b w:val="0"/>
+          <w:bCs w:val="0"/>
+          <w:color w:val="569CD6"/>
+          <w:kern w:val="0"/>
+          <w:sz w:val="21"/>
+          <w:szCs w:val="21"/>
+          <w:shd w:val="clear" w:fill="1E1E1E"/>
+          <w:lang w:val="en-US" w:eastAsia="zh-CN" w:bidi="ar"/>
+        </w:rPr>
+        <w:t>const</w:t>
+      </w:r>
+      <w:r>
+        <w:rPr>
+          <w:rFonts w:hint="default" w:ascii="Consolas" w:hAnsi="Consolas" w:eastAsia="Consolas" w:cs="Consolas"/>
+          <w:b w:val="0"/>
+          <w:bCs w:val="0"/>
+          <w:color w:val="D4D4D4"/>
+          <w:kern w:val="0"/>
+          <w:sz w:val="21"/>
+          <w:szCs w:val="21"/>
+          <w:shd w:val="clear" w:fill="1E1E1E"/>
+          <w:lang w:val="en-US" w:eastAsia="zh-CN" w:bidi="ar"/>
+        </w:rPr>
+        <w:t xml:space="preserve"> </w:t>
+      </w:r>
+      <w:r>
+        <w:rPr>
+          <w:rFonts w:hint="default" w:ascii="Consolas" w:hAnsi="Consolas" w:eastAsia="Consolas" w:cs="Consolas"/>
+          <w:b w:val="0"/>
+          <w:bCs w:val="0"/>
+          <w:color w:val="4FC1FF"/>
+          <w:kern w:val="0"/>
+          <w:sz w:val="21"/>
+          <w:szCs w:val="21"/>
+          <w:shd w:val="clear" w:fill="1E1E1E"/>
+          <w:lang w:val="en-US" w:eastAsia="zh-CN" w:bidi="ar"/>
+        </w:rPr>
+        <w:t>arr</w:t>
+      </w:r>
+      <w:r>
+        <w:rPr>
+          <w:rFonts w:hint="default" w:ascii="Consolas" w:hAnsi="Consolas" w:eastAsia="Consolas" w:cs="Consolas"/>
+          <w:b w:val="0"/>
+          <w:bCs w:val="0"/>
+          <w:color w:val="D4D4D4"/>
+          <w:kern w:val="0"/>
+          <w:sz w:val="21"/>
+          <w:szCs w:val="21"/>
+          <w:shd w:val="clear" w:fill="1E1E1E"/>
+          <w:lang w:val="en-US" w:eastAsia="zh-CN" w:bidi="ar"/>
+        </w:rPr>
+        <w:t xml:space="preserve"> = [</w:t>
+      </w:r>
+      <w:r>
+        <w:rPr>
+          <w:rFonts w:hint="default" w:ascii="Consolas" w:hAnsi="Consolas" w:eastAsia="Consolas" w:cs="Consolas"/>
+          <w:b w:val="0"/>
+          <w:bCs w:val="0"/>
+          <w:color w:val="B5CEA8"/>
+          <w:kern w:val="0"/>
+          <w:sz w:val="21"/>
+          <w:szCs w:val="21"/>
+          <w:shd w:val="clear" w:fill="1E1E1E"/>
+          <w:lang w:val="en-US" w:eastAsia="zh-CN" w:bidi="ar"/>
+        </w:rPr>
+        <w:t>1</w:t>
+      </w:r>
+      <w:r>
+        <w:rPr>
+          <w:rFonts w:hint="default" w:ascii="Consolas" w:hAnsi="Consolas" w:eastAsia="Consolas" w:cs="Consolas"/>
+          <w:b w:val="0"/>
+          <w:bCs w:val="0"/>
+          <w:color w:val="D4D4D4"/>
+          <w:kern w:val="0"/>
+          <w:sz w:val="21"/>
+          <w:szCs w:val="21"/>
+          <w:shd w:val="clear" w:fill="1E1E1E"/>
+          <w:lang w:val="en-US" w:eastAsia="zh-CN" w:bidi="ar"/>
+        </w:rPr>
+        <w:t>,</w:t>
+      </w:r>
+      <w:r>
+        <w:rPr>
+          <w:rFonts w:hint="default" w:ascii="Consolas" w:hAnsi="Consolas" w:eastAsia="Consolas" w:cs="Consolas"/>
+          <w:b w:val="0"/>
+          <w:bCs w:val="0"/>
+          <w:color w:val="B5CEA8"/>
+          <w:kern w:val="0"/>
+          <w:sz w:val="21"/>
+          <w:szCs w:val="21"/>
+          <w:shd w:val="clear" w:fill="1E1E1E"/>
+          <w:lang w:val="en-US" w:eastAsia="zh-CN" w:bidi="ar"/>
+        </w:rPr>
+        <w:t>2</w:t>
+      </w:r>
+      <w:r>
+        <w:rPr>
+          <w:rFonts w:hint="default" w:ascii="Consolas" w:hAnsi="Consolas" w:eastAsia="Consolas" w:cs="Consolas"/>
+          <w:b w:val="0"/>
+          <w:bCs w:val="0"/>
+          <w:color w:val="D4D4D4"/>
+          <w:kern w:val="0"/>
+          <w:sz w:val="21"/>
+          <w:szCs w:val="21"/>
+          <w:shd w:val="clear" w:fill="1E1E1E"/>
+          <w:lang w:val="en-US" w:eastAsia="zh-CN" w:bidi="ar"/>
+        </w:rPr>
+        <w:t>,</w:t>
+      </w:r>
+      <w:r>
+        <w:rPr>
+          <w:rFonts w:hint="default" w:ascii="Consolas" w:hAnsi="Consolas" w:eastAsia="Consolas" w:cs="Consolas"/>
+          <w:b w:val="0"/>
+          <w:bCs w:val="0"/>
+          <w:color w:val="B5CEA8"/>
+          <w:kern w:val="0"/>
+          <w:sz w:val="21"/>
+          <w:szCs w:val="21"/>
+          <w:shd w:val="clear" w:fill="1E1E1E"/>
+          <w:lang w:val="en-US" w:eastAsia="zh-CN" w:bidi="ar"/>
+        </w:rPr>
+        <w:t>3</w:t>
+      </w:r>
+      <w:r>
+        <w:rPr>
+          <w:rFonts w:hint="default" w:ascii="Consolas" w:hAnsi="Consolas" w:eastAsia="Consolas" w:cs="Consolas"/>
+          <w:b w:val="0"/>
+          <w:bCs w:val="0"/>
+          <w:color w:val="D4D4D4"/>
+          <w:kern w:val="0"/>
+          <w:sz w:val="21"/>
+          <w:szCs w:val="21"/>
+          <w:shd w:val="clear" w:fill="1E1E1E"/>
+          <w:lang w:val="en-US" w:eastAsia="zh-CN" w:bidi="ar"/>
+        </w:rPr>
+        <w:t>,</w:t>
+      </w:r>
+      <w:r>
+        <w:rPr>
+          <w:rFonts w:hint="default" w:ascii="Consolas" w:hAnsi="Consolas" w:eastAsia="Consolas" w:cs="Consolas"/>
+          <w:b w:val="0"/>
+          <w:bCs w:val="0"/>
+          <w:color w:val="B5CEA8"/>
+          <w:kern w:val="0"/>
+          <w:sz w:val="21"/>
+          <w:szCs w:val="21"/>
+          <w:shd w:val="clear" w:fill="1E1E1E"/>
+          <w:lang w:val="en-US" w:eastAsia="zh-CN" w:bidi="ar"/>
+        </w:rPr>
+        <w:t>4</w:t>
+      </w:r>
+      <w:r>
+        <w:rPr>
+          <w:rFonts w:hint="default" w:ascii="Consolas" w:hAnsi="Consolas" w:eastAsia="Consolas" w:cs="Consolas"/>
+          <w:b w:val="0"/>
+          <w:bCs w:val="0"/>
+          <w:color w:val="D4D4D4"/>
+          <w:kern w:val="0"/>
+          <w:sz w:val="21"/>
+          <w:szCs w:val="21"/>
+          <w:shd w:val="clear" w:fill="1E1E1E"/>
+          <w:lang w:val="en-US" w:eastAsia="zh-CN" w:bidi="ar"/>
+        </w:rPr>
+        <w:t>,</w:t>
+      </w:r>
+      <w:r>
+        <w:rPr>
+          <w:rFonts w:hint="default" w:ascii="Consolas" w:hAnsi="Consolas" w:eastAsia="Consolas" w:cs="Consolas"/>
+          <w:b w:val="0"/>
+          <w:bCs w:val="0"/>
+          <w:color w:val="B5CEA8"/>
+          <w:kern w:val="0"/>
+          <w:sz w:val="21"/>
+          <w:szCs w:val="21"/>
+          <w:shd w:val="clear" w:fill="1E1E1E"/>
+          <w:lang w:val="en-US" w:eastAsia="zh-CN" w:bidi="ar"/>
+        </w:rPr>
+        <w:t>5</w:t>
+      </w:r>
+      <w:r>
+        <w:rPr>
+          <w:rFonts w:hint="default" w:ascii="Consolas" w:hAnsi="Consolas" w:eastAsia="Consolas" w:cs="Consolas"/>
+          <w:b w:val="0"/>
+          <w:bCs w:val="0"/>
+          <w:color w:val="D4D4D4"/>
+          <w:kern w:val="0"/>
+          <w:sz w:val="21"/>
+          <w:szCs w:val="21"/>
+          <w:shd w:val="clear" w:fill="1E1E1E"/>
+          <w:lang w:val="en-US" w:eastAsia="zh-CN" w:bidi="ar"/>
+        </w:rPr>
+        <w:t>,</w:t>
+      </w:r>
+      <w:r>
+        <w:rPr>
+          <w:rFonts w:hint="default" w:ascii="Consolas" w:hAnsi="Consolas" w:eastAsia="Consolas" w:cs="Consolas"/>
+          <w:b w:val="0"/>
+          <w:bCs w:val="0"/>
+          <w:color w:val="B5CEA8"/>
+          <w:kern w:val="0"/>
+          <w:sz w:val="21"/>
+          <w:szCs w:val="21"/>
+          <w:shd w:val="clear" w:fill="1E1E1E"/>
+          <w:lang w:val="en-US" w:eastAsia="zh-CN" w:bidi="ar"/>
+        </w:rPr>
+        <w:t>6</w:t>
+      </w:r>
+      <w:r>
+        <w:rPr>
+          <w:rFonts w:hint="default" w:ascii="Consolas" w:hAnsi="Consolas" w:eastAsia="Consolas" w:cs="Consolas"/>
+          <w:b w:val="0"/>
+          <w:bCs w:val="0"/>
+          <w:color w:val="D4D4D4"/>
+          <w:kern w:val="0"/>
+          <w:sz w:val="21"/>
+          <w:szCs w:val="21"/>
+          <w:shd w:val="clear" w:fill="1E1E1E"/>
+          <w:lang w:val="en-US" w:eastAsia="zh-CN" w:bidi="ar"/>
+        </w:rPr>
+        <w:t>]</w:t>
+      </w:r>
+    </w:p>
+    <w:p>
+      <w:pPr>
+        <w:keepNext w:val="0"/>
+        <w:keepLines w:val="0"/>
+        <w:widowControl/>
+        <w:suppressLineNumbers w:val="0"/>
+        <w:shd w:val="clear" w:fill="1E1E1E"/>
+        <w:spacing w:line="285" w:lineRule="atLeast"/>
+        <w:jc w:val="left"/>
+        <w:rPr>
+          <w:rFonts w:hint="default" w:ascii="Consolas" w:hAnsi="Consolas" w:eastAsia="Consolas" w:cs="Consolas"/>
+          <w:b w:val="0"/>
+          <w:bCs w:val="0"/>
+          <w:color w:val="D4D4D4"/>
+          <w:sz w:val="21"/>
+          <w:szCs w:val="21"/>
+        </w:rPr>
+      </w:pPr>
+      <w:r>
+        <w:rPr>
+          <w:rFonts w:hint="default" w:ascii="Consolas" w:hAnsi="Consolas" w:eastAsia="Consolas" w:cs="Consolas"/>
+          <w:b w:val="0"/>
+          <w:bCs w:val="0"/>
+          <w:color w:val="C586C0"/>
+          <w:kern w:val="0"/>
+          <w:sz w:val="21"/>
+          <w:szCs w:val="21"/>
+          <w:shd w:val="clear" w:fill="1E1E1E"/>
+          <w:lang w:val="en-US" w:eastAsia="zh-CN" w:bidi="ar"/>
+        </w:rPr>
+        <w:t>for</w:t>
+      </w:r>
+      <w:r>
+        <w:rPr>
+          <w:rFonts w:hint="default" w:ascii="Consolas" w:hAnsi="Consolas" w:eastAsia="Consolas" w:cs="Consolas"/>
+          <w:b w:val="0"/>
+          <w:bCs w:val="0"/>
+          <w:color w:val="D4D4D4"/>
+          <w:kern w:val="0"/>
+          <w:sz w:val="21"/>
+          <w:szCs w:val="21"/>
+          <w:shd w:val="clear" w:fill="1E1E1E"/>
+          <w:lang w:val="en-US" w:eastAsia="zh-CN" w:bidi="ar"/>
+        </w:rPr>
+        <w:t xml:space="preserve"> (</w:t>
+      </w:r>
+      <w:r>
+        <w:rPr>
+          <w:rFonts w:hint="default" w:ascii="Consolas" w:hAnsi="Consolas" w:eastAsia="Consolas" w:cs="Consolas"/>
+          <w:b w:val="0"/>
+          <w:bCs w:val="0"/>
+          <w:color w:val="569CD6"/>
+          <w:kern w:val="0"/>
+          <w:sz w:val="21"/>
+          <w:szCs w:val="21"/>
+          <w:shd w:val="clear" w:fill="1E1E1E"/>
+          <w:lang w:val="en-US" w:eastAsia="zh-CN" w:bidi="ar"/>
+        </w:rPr>
+        <w:t>const</w:t>
+      </w:r>
+      <w:r>
+        <w:rPr>
+          <w:rFonts w:hint="default" w:ascii="Consolas" w:hAnsi="Consolas" w:eastAsia="Consolas" w:cs="Consolas"/>
+          <w:b w:val="0"/>
+          <w:bCs w:val="0"/>
+          <w:color w:val="D4D4D4"/>
+          <w:kern w:val="0"/>
+          <w:sz w:val="21"/>
+          <w:szCs w:val="21"/>
+          <w:shd w:val="clear" w:fill="1E1E1E"/>
+          <w:lang w:val="en-US" w:eastAsia="zh-CN" w:bidi="ar"/>
+        </w:rPr>
+        <w:t xml:space="preserve"> </w:t>
+      </w:r>
+      <w:r>
+        <w:rPr>
+          <w:rFonts w:hint="default" w:ascii="Consolas" w:hAnsi="Consolas" w:eastAsia="Consolas" w:cs="Consolas"/>
+          <w:b w:val="0"/>
+          <w:bCs w:val="0"/>
+          <w:color w:val="4FC1FF"/>
+          <w:kern w:val="0"/>
+          <w:sz w:val="21"/>
+          <w:szCs w:val="21"/>
+          <w:shd w:val="clear" w:fill="1E1E1E"/>
+          <w:lang w:val="en-US" w:eastAsia="zh-CN" w:bidi="ar"/>
+        </w:rPr>
+        <w:t>ar</w:t>
+      </w:r>
+      <w:r>
+        <w:rPr>
+          <w:rFonts w:hint="default" w:ascii="Consolas" w:hAnsi="Consolas" w:eastAsia="Consolas" w:cs="Consolas"/>
+          <w:b w:val="0"/>
+          <w:bCs w:val="0"/>
+          <w:color w:val="D4D4D4"/>
+          <w:kern w:val="0"/>
+          <w:sz w:val="21"/>
+          <w:szCs w:val="21"/>
+          <w:shd w:val="clear" w:fill="1E1E1E"/>
+          <w:lang w:val="en-US" w:eastAsia="zh-CN" w:bidi="ar"/>
+        </w:rPr>
+        <w:t xml:space="preserve"> </w:t>
+      </w:r>
+      <w:r>
+        <w:rPr>
+          <w:rFonts w:hint="default" w:ascii="Consolas" w:hAnsi="Consolas" w:eastAsia="Consolas" w:cs="Consolas"/>
+          <w:b w:val="0"/>
+          <w:bCs w:val="0"/>
+          <w:color w:val="569CD6"/>
+          <w:kern w:val="0"/>
+          <w:sz w:val="21"/>
+          <w:szCs w:val="21"/>
+          <w:shd w:val="clear" w:fill="1E1E1E"/>
+          <w:lang w:val="en-US" w:eastAsia="zh-CN" w:bidi="ar"/>
+        </w:rPr>
+        <w:t>of</w:t>
+      </w:r>
+      <w:r>
+        <w:rPr>
+          <w:rFonts w:hint="default" w:ascii="Consolas" w:hAnsi="Consolas" w:eastAsia="Consolas" w:cs="Consolas"/>
+          <w:b w:val="0"/>
+          <w:bCs w:val="0"/>
+          <w:color w:val="D4D4D4"/>
+          <w:kern w:val="0"/>
+          <w:sz w:val="21"/>
+          <w:szCs w:val="21"/>
+          <w:shd w:val="clear" w:fill="1E1E1E"/>
+          <w:lang w:val="en-US" w:eastAsia="zh-CN" w:bidi="ar"/>
+        </w:rPr>
+        <w:t xml:space="preserve"> </w:t>
+      </w:r>
+      <w:r>
+        <w:rPr>
+          <w:rFonts w:hint="default" w:ascii="Consolas" w:hAnsi="Consolas" w:eastAsia="Consolas" w:cs="Consolas"/>
+          <w:b w:val="0"/>
+          <w:bCs w:val="0"/>
+          <w:color w:val="4FC1FF"/>
+          <w:kern w:val="0"/>
+          <w:sz w:val="21"/>
+          <w:szCs w:val="21"/>
+          <w:shd w:val="clear" w:fill="1E1E1E"/>
+          <w:lang w:val="en-US" w:eastAsia="zh-CN" w:bidi="ar"/>
+        </w:rPr>
+        <w:t>arr</w:t>
+      </w:r>
+      <w:r>
+        <w:rPr>
+          <w:rFonts w:hint="default" w:ascii="Consolas" w:hAnsi="Consolas" w:eastAsia="Consolas" w:cs="Consolas"/>
+          <w:b w:val="0"/>
+          <w:bCs w:val="0"/>
+          <w:color w:val="D4D4D4"/>
+          <w:kern w:val="0"/>
+          <w:sz w:val="21"/>
+          <w:szCs w:val="21"/>
+          <w:shd w:val="clear" w:fill="1E1E1E"/>
+          <w:lang w:val="en-US" w:eastAsia="zh-CN" w:bidi="ar"/>
+        </w:rPr>
+        <w:t>) {</w:t>
+      </w:r>
+    </w:p>
+    <w:p>
+      <w:pPr>
+        <w:keepNext w:val="0"/>
+        <w:keepLines w:val="0"/>
+        <w:widowControl/>
+        <w:suppressLineNumbers w:val="0"/>
+        <w:shd w:val="clear" w:fill="1E1E1E"/>
+        <w:spacing w:line="285" w:lineRule="atLeast"/>
+        <w:jc w:val="left"/>
+        <w:rPr>
+          <w:rFonts w:hint="default" w:ascii="Consolas" w:hAnsi="Consolas" w:eastAsia="Consolas" w:cs="Consolas"/>
+          <w:b w:val="0"/>
+          <w:bCs w:val="0"/>
+          <w:color w:val="D4D4D4"/>
+          <w:sz w:val="21"/>
+          <w:szCs w:val="21"/>
+        </w:rPr>
+      </w:pPr>
+      <w:r>
+        <w:rPr>
+          <w:rFonts w:hint="default" w:ascii="Consolas" w:hAnsi="Consolas" w:eastAsia="Consolas" w:cs="Consolas"/>
+          <w:b w:val="0"/>
+          <w:bCs w:val="0"/>
+          <w:color w:val="D4D4D4"/>
+          <w:kern w:val="0"/>
+          <w:sz w:val="21"/>
+          <w:szCs w:val="21"/>
+          <w:shd w:val="clear" w:fill="1E1E1E"/>
+          <w:lang w:val="en-US" w:eastAsia="zh-CN" w:bidi="ar"/>
+        </w:rPr>
+        <w:t xml:space="preserve">  </w:t>
+      </w:r>
+      <w:r>
+        <w:rPr>
+          <w:rFonts w:hint="default" w:ascii="Consolas" w:hAnsi="Consolas" w:eastAsia="Consolas" w:cs="Consolas"/>
+          <w:b w:val="0"/>
+          <w:bCs w:val="0"/>
+          <w:color w:val="9CDCFE"/>
+          <w:kern w:val="0"/>
+          <w:sz w:val="21"/>
+          <w:szCs w:val="21"/>
+          <w:shd w:val="clear" w:fill="1E1E1E"/>
+          <w:lang w:val="en-US" w:eastAsia="zh-CN" w:bidi="ar"/>
+        </w:rPr>
+        <w:t>console</w:t>
+      </w:r>
+      <w:r>
+        <w:rPr>
+          <w:rFonts w:hint="default" w:ascii="Consolas" w:hAnsi="Consolas" w:eastAsia="Consolas" w:cs="Consolas"/>
+          <w:b w:val="0"/>
+          <w:bCs w:val="0"/>
+          <w:color w:val="D4D4D4"/>
+          <w:kern w:val="0"/>
+          <w:sz w:val="21"/>
+          <w:szCs w:val="21"/>
+          <w:shd w:val="clear" w:fill="1E1E1E"/>
+          <w:lang w:val="en-US" w:eastAsia="zh-CN" w:bidi="ar"/>
+        </w:rPr>
+        <w:t>.</w:t>
+      </w:r>
+      <w:r>
+        <w:rPr>
+          <w:rFonts w:hint="default" w:ascii="Consolas" w:hAnsi="Consolas" w:eastAsia="Consolas" w:cs="Consolas"/>
+          <w:b w:val="0"/>
+          <w:bCs w:val="0"/>
+          <w:color w:val="DCDCAA"/>
+          <w:kern w:val="0"/>
+          <w:sz w:val="21"/>
+          <w:szCs w:val="21"/>
+          <w:shd w:val="clear" w:fill="1E1E1E"/>
+          <w:lang w:val="en-US" w:eastAsia="zh-CN" w:bidi="ar"/>
+        </w:rPr>
+        <w:t>log</w:t>
+      </w:r>
+      <w:r>
+        <w:rPr>
+          <w:rFonts w:hint="default" w:ascii="Consolas" w:hAnsi="Consolas" w:eastAsia="Consolas" w:cs="Consolas"/>
+          <w:b w:val="0"/>
+          <w:bCs w:val="0"/>
+          <w:color w:val="D4D4D4"/>
+          <w:kern w:val="0"/>
+          <w:sz w:val="21"/>
+          <w:szCs w:val="21"/>
+          <w:shd w:val="clear" w:fill="1E1E1E"/>
+          <w:lang w:val="en-US" w:eastAsia="zh-CN" w:bidi="ar"/>
+        </w:rPr>
+        <w:t>(</w:t>
+      </w:r>
+      <w:r>
+        <w:rPr>
+          <w:rFonts w:hint="default" w:ascii="Consolas" w:hAnsi="Consolas" w:eastAsia="Consolas" w:cs="Consolas"/>
+          <w:b w:val="0"/>
+          <w:bCs w:val="0"/>
+          <w:color w:val="4FC1FF"/>
+          <w:kern w:val="0"/>
+          <w:sz w:val="21"/>
+          <w:szCs w:val="21"/>
+          <w:shd w:val="clear" w:fill="1E1E1E"/>
+          <w:lang w:val="en-US" w:eastAsia="zh-CN" w:bidi="ar"/>
+        </w:rPr>
+        <w:t>ar</w:t>
+      </w:r>
+      <w:r>
+        <w:rPr>
+          <w:rFonts w:hint="default" w:ascii="Consolas" w:hAnsi="Consolas" w:eastAsia="Consolas" w:cs="Consolas"/>
+          <w:b w:val="0"/>
+          <w:bCs w:val="0"/>
+          <w:color w:val="D4D4D4"/>
+          <w:kern w:val="0"/>
+          <w:sz w:val="21"/>
+          <w:szCs w:val="21"/>
+          <w:shd w:val="clear" w:fill="1E1E1E"/>
+          <w:lang w:val="en-US" w:eastAsia="zh-CN" w:bidi="ar"/>
+        </w:rPr>
+        <w:t>);</w:t>
+      </w:r>
+    </w:p>
+    <w:p>
+      <w:pPr>
+        <w:keepNext w:val="0"/>
+        <w:keepLines w:val="0"/>
+        <w:widowControl/>
+        <w:suppressLineNumbers w:val="0"/>
+        <w:shd w:val="clear" w:fill="1E1E1E"/>
+        <w:spacing w:line="285" w:lineRule="atLeast"/>
+        <w:jc w:val="left"/>
+        <w:rPr>
+          <w:rFonts w:hint="default" w:ascii="Consolas" w:hAnsi="Consolas" w:eastAsia="Consolas" w:cs="Consolas"/>
+          <w:b w:val="0"/>
+          <w:bCs w:val="0"/>
+          <w:color w:val="D4D4D4"/>
+          <w:sz w:val="21"/>
+          <w:szCs w:val="21"/>
+        </w:rPr>
+      </w:pPr>
+      <w:r>
+        <w:rPr>
+          <w:rFonts w:hint="default" w:ascii="Consolas" w:hAnsi="Consolas" w:eastAsia="Consolas" w:cs="Consolas"/>
+          <w:b w:val="0"/>
+          <w:bCs w:val="0"/>
+          <w:color w:val="D4D4D4"/>
+          <w:kern w:val="0"/>
+          <w:sz w:val="21"/>
+          <w:szCs w:val="21"/>
+          <w:shd w:val="clear" w:fill="1E1E1E"/>
+          <w:lang w:val="en-US" w:eastAsia="zh-CN" w:bidi="ar"/>
+        </w:rPr>
+        <w:t>}</w:t>
+      </w:r>
+    </w:p>
+    <w:p>
+      <w:pPr>
+        <w:keepNext w:val="0"/>
+        <w:keepLines w:val="0"/>
+        <w:widowControl/>
+        <w:suppressLineNumbers w:val="0"/>
+        <w:shd w:val="clear" w:fill="1E1E1E"/>
+        <w:spacing w:line="285" w:lineRule="atLeast"/>
+        <w:jc w:val="left"/>
+        <w:rPr>
+          <w:rFonts w:hint="default" w:ascii="Consolas" w:hAnsi="Consolas" w:eastAsia="Consolas" w:cs="Consolas"/>
+          <w:b w:val="0"/>
+          <w:bCs w:val="0"/>
+          <w:color w:val="D4D4D4"/>
+          <w:sz w:val="21"/>
+          <w:szCs w:val="21"/>
+        </w:rPr>
+      </w:pPr>
+      <w:r>
+        <w:rPr>
+          <w:rFonts w:hint="default" w:ascii="Consolas" w:hAnsi="Consolas" w:eastAsia="Consolas" w:cs="Consolas"/>
+          <w:b w:val="0"/>
+          <w:bCs w:val="0"/>
+          <w:color w:val="6A9955"/>
+          <w:kern w:val="0"/>
+          <w:sz w:val="21"/>
+          <w:szCs w:val="21"/>
+          <w:shd w:val="clear" w:fill="1E1E1E"/>
+          <w:lang w:val="en-US" w:eastAsia="zh-CN" w:bidi="ar"/>
+        </w:rPr>
+        <w:t>/*</w:t>
+      </w:r>
+    </w:p>
+    <w:p>
+      <w:pPr>
+        <w:keepNext w:val="0"/>
+        <w:keepLines w:val="0"/>
+        <w:widowControl/>
+        <w:suppressLineNumbers w:val="0"/>
+        <w:shd w:val="clear" w:fill="1E1E1E"/>
+        <w:spacing w:line="285" w:lineRule="atLeast"/>
+        <w:jc w:val="left"/>
+        <w:rPr>
+          <w:rFonts w:hint="default" w:ascii="Consolas" w:hAnsi="Consolas" w:eastAsia="Consolas" w:cs="Consolas"/>
+          <w:b w:val="0"/>
+          <w:bCs w:val="0"/>
+          <w:color w:val="D4D4D4"/>
+          <w:sz w:val="21"/>
+          <w:szCs w:val="21"/>
+        </w:rPr>
+      </w:pPr>
+      <w:r>
+        <w:rPr>
+          <w:rFonts w:hint="default" w:ascii="Consolas" w:hAnsi="Consolas" w:eastAsia="Consolas" w:cs="Consolas"/>
+          <w:b w:val="0"/>
+          <w:bCs w:val="0"/>
+          <w:color w:val="6A9955"/>
+          <w:kern w:val="0"/>
+          <w:sz w:val="21"/>
+          <w:szCs w:val="21"/>
+          <w:shd w:val="clear" w:fill="1E1E1E"/>
+          <w:lang w:val="en-US" w:eastAsia="zh-CN" w:bidi="ar"/>
+        </w:rPr>
+        <w:t>1</w:t>
+      </w:r>
+    </w:p>
+    <w:p>
+      <w:pPr>
+        <w:keepNext w:val="0"/>
+        <w:keepLines w:val="0"/>
+        <w:widowControl/>
+        <w:suppressLineNumbers w:val="0"/>
+        <w:shd w:val="clear" w:fill="1E1E1E"/>
+        <w:spacing w:line="285" w:lineRule="atLeast"/>
+        <w:jc w:val="left"/>
+        <w:rPr>
+          <w:rFonts w:hint="default" w:ascii="Consolas" w:hAnsi="Consolas" w:eastAsia="Consolas" w:cs="Consolas"/>
+          <w:b w:val="0"/>
+          <w:bCs w:val="0"/>
+          <w:color w:val="D4D4D4"/>
+          <w:sz w:val="21"/>
+          <w:szCs w:val="21"/>
+        </w:rPr>
+      </w:pPr>
+      <w:r>
+        <w:rPr>
+          <w:rFonts w:hint="default" w:ascii="Consolas" w:hAnsi="Consolas" w:eastAsia="Consolas" w:cs="Consolas"/>
+          <w:b w:val="0"/>
+          <w:bCs w:val="0"/>
+          <w:color w:val="6A9955"/>
+          <w:kern w:val="0"/>
+          <w:sz w:val="21"/>
+          <w:szCs w:val="21"/>
+          <w:shd w:val="clear" w:fill="1E1E1E"/>
+          <w:lang w:val="en-US" w:eastAsia="zh-CN" w:bidi="ar"/>
+        </w:rPr>
+        <w:t>2</w:t>
+      </w:r>
+    </w:p>
+    <w:p>
+      <w:pPr>
+        <w:keepNext w:val="0"/>
+        <w:keepLines w:val="0"/>
+        <w:widowControl/>
+        <w:suppressLineNumbers w:val="0"/>
+        <w:shd w:val="clear" w:fill="1E1E1E"/>
+        <w:spacing w:line="285" w:lineRule="atLeast"/>
+        <w:jc w:val="left"/>
+        <w:rPr>
+          <w:rFonts w:hint="default" w:ascii="Consolas" w:hAnsi="Consolas" w:eastAsia="Consolas" w:cs="Consolas"/>
+          <w:b w:val="0"/>
+          <w:bCs w:val="0"/>
+          <w:color w:val="D4D4D4"/>
+          <w:sz w:val="21"/>
+          <w:szCs w:val="21"/>
+        </w:rPr>
+      </w:pPr>
+      <w:r>
+        <w:rPr>
+          <w:rFonts w:hint="default" w:ascii="Consolas" w:hAnsi="Consolas" w:eastAsia="Consolas" w:cs="Consolas"/>
+          <w:b w:val="0"/>
+          <w:bCs w:val="0"/>
+          <w:color w:val="6A9955"/>
+          <w:kern w:val="0"/>
+          <w:sz w:val="21"/>
+          <w:szCs w:val="21"/>
+          <w:shd w:val="clear" w:fill="1E1E1E"/>
+          <w:lang w:val="en-US" w:eastAsia="zh-CN" w:bidi="ar"/>
+        </w:rPr>
+        <w:t>3</w:t>
+      </w:r>
+    </w:p>
+    <w:p>
+      <w:pPr>
+        <w:keepNext w:val="0"/>
+        <w:keepLines w:val="0"/>
+        <w:widowControl/>
+        <w:suppressLineNumbers w:val="0"/>
+        <w:shd w:val="clear" w:fill="1E1E1E"/>
+        <w:spacing w:line="285" w:lineRule="atLeast"/>
+        <w:jc w:val="left"/>
+        <w:rPr>
+          <w:rFonts w:hint="default" w:ascii="Consolas" w:hAnsi="Consolas" w:eastAsia="Consolas" w:cs="Consolas"/>
+          <w:b w:val="0"/>
+          <w:bCs w:val="0"/>
+          <w:color w:val="D4D4D4"/>
+          <w:sz w:val="21"/>
+          <w:szCs w:val="21"/>
+        </w:rPr>
+      </w:pPr>
+      <w:r>
+        <w:rPr>
+          <w:rFonts w:hint="default" w:ascii="Consolas" w:hAnsi="Consolas" w:eastAsia="Consolas" w:cs="Consolas"/>
+          <w:b w:val="0"/>
+          <w:bCs w:val="0"/>
+          <w:color w:val="6A9955"/>
+          <w:kern w:val="0"/>
+          <w:sz w:val="21"/>
+          <w:szCs w:val="21"/>
+          <w:shd w:val="clear" w:fill="1E1E1E"/>
+          <w:lang w:val="en-US" w:eastAsia="zh-CN" w:bidi="ar"/>
+        </w:rPr>
+        <w:t>4</w:t>
+      </w:r>
+    </w:p>
+    <w:p>
+      <w:pPr>
+        <w:keepNext w:val="0"/>
+        <w:keepLines w:val="0"/>
+        <w:widowControl/>
+        <w:suppressLineNumbers w:val="0"/>
+        <w:shd w:val="clear" w:fill="1E1E1E"/>
+        <w:spacing w:line="285" w:lineRule="atLeast"/>
+        <w:jc w:val="left"/>
+        <w:rPr>
+          <w:rFonts w:hint="default" w:ascii="Consolas" w:hAnsi="Consolas" w:eastAsia="Consolas" w:cs="Consolas"/>
+          <w:b w:val="0"/>
+          <w:bCs w:val="0"/>
+          <w:color w:val="D4D4D4"/>
+          <w:sz w:val="21"/>
+          <w:szCs w:val="21"/>
+        </w:rPr>
+      </w:pPr>
+      <w:r>
+        <w:rPr>
+          <w:rFonts w:hint="default" w:ascii="Consolas" w:hAnsi="Consolas" w:eastAsia="Consolas" w:cs="Consolas"/>
+          <w:b w:val="0"/>
+          <w:bCs w:val="0"/>
+          <w:color w:val="6A9955"/>
+          <w:kern w:val="0"/>
+          <w:sz w:val="21"/>
+          <w:szCs w:val="21"/>
+          <w:shd w:val="clear" w:fill="1E1E1E"/>
+          <w:lang w:val="en-US" w:eastAsia="zh-CN" w:bidi="ar"/>
+        </w:rPr>
+        <w:t>5</w:t>
+      </w:r>
+    </w:p>
+    <w:p>
+      <w:pPr>
+        <w:keepNext w:val="0"/>
+        <w:keepLines w:val="0"/>
+        <w:widowControl/>
+        <w:suppressLineNumbers w:val="0"/>
+        <w:shd w:val="clear" w:fill="1E1E1E"/>
+        <w:spacing w:line="285" w:lineRule="atLeast"/>
+        <w:jc w:val="left"/>
+        <w:rPr>
+          <w:rFonts w:hint="default" w:ascii="Consolas" w:hAnsi="Consolas" w:eastAsia="Consolas" w:cs="Consolas"/>
+          <w:b w:val="0"/>
+          <w:bCs w:val="0"/>
+          <w:color w:val="D4D4D4"/>
+          <w:sz w:val="21"/>
+          <w:szCs w:val="21"/>
+        </w:rPr>
+      </w:pPr>
+      <w:r>
+        <w:rPr>
+          <w:rFonts w:hint="default" w:ascii="Consolas" w:hAnsi="Consolas" w:eastAsia="Consolas" w:cs="Consolas"/>
+          <w:b w:val="0"/>
+          <w:bCs w:val="0"/>
+          <w:color w:val="6A9955"/>
+          <w:kern w:val="0"/>
+          <w:sz w:val="21"/>
+          <w:szCs w:val="21"/>
+          <w:shd w:val="clear" w:fill="1E1E1E"/>
+          <w:lang w:val="en-US" w:eastAsia="zh-CN" w:bidi="ar"/>
+        </w:rPr>
+        <w:t>6</w:t>
+      </w:r>
+    </w:p>
+    <w:p>
+      <w:pPr>
+        <w:keepNext w:val="0"/>
+        <w:keepLines w:val="0"/>
+        <w:widowControl/>
+        <w:suppressLineNumbers w:val="0"/>
+        <w:shd w:val="clear" w:fill="1E1E1E"/>
+        <w:spacing w:line="285" w:lineRule="atLeast"/>
+        <w:jc w:val="left"/>
+        <w:rPr>
+          <w:rFonts w:hint="default" w:ascii="Consolas" w:hAnsi="Consolas" w:eastAsia="Consolas" w:cs="Consolas"/>
+          <w:b w:val="0"/>
+          <w:bCs w:val="0"/>
+          <w:color w:val="D4D4D4"/>
+          <w:sz w:val="21"/>
+          <w:szCs w:val="21"/>
+        </w:rPr>
+      </w:pPr>
+      <w:r>
+        <w:rPr>
+          <w:rFonts w:hint="default" w:ascii="Consolas" w:hAnsi="Consolas" w:eastAsia="Consolas" w:cs="Consolas"/>
+          <w:b w:val="0"/>
+          <w:bCs w:val="0"/>
+          <w:color w:val="6A9955"/>
+          <w:kern w:val="0"/>
+          <w:sz w:val="21"/>
+          <w:szCs w:val="21"/>
+          <w:shd w:val="clear" w:fill="1E1E1E"/>
+          <w:lang w:val="en-US" w:eastAsia="zh-CN" w:bidi="ar"/>
+        </w:rPr>
+        <w:t>*/</w:t>
+      </w:r>
+    </w:p>
+    <w:p>
+      <w:pPr>
+        <w:rPr>
+          <w:rFonts w:hint="default"/>
+          <w:lang w:val="en-IN"/>
+        </w:rPr>
+      </w:pPr>
+    </w:p>
+    <w:p>
+      <w:pPr>
+        <w:rPr>
+          <w:rFonts w:hint="default"/>
+          <w:lang w:val="en-IN"/>
+        </w:rPr>
+      </w:pPr>
+    </w:p>
+    <w:p>
+      <w:pPr>
+        <w:keepNext w:val="0"/>
+        <w:keepLines w:val="0"/>
+        <w:widowControl/>
+        <w:suppressLineNumbers w:val="0"/>
+        <w:shd w:val="clear" w:fill="1E1E1E"/>
+        <w:spacing w:line="285" w:lineRule="atLeast"/>
+        <w:jc w:val="left"/>
+        <w:rPr>
+          <w:rFonts w:ascii="Consolas" w:hAnsi="Consolas" w:eastAsia="Consolas" w:cs="Consolas"/>
+          <w:b w:val="0"/>
+          <w:bCs w:val="0"/>
+          <w:color w:val="D4D4D4"/>
+          <w:sz w:val="21"/>
+          <w:szCs w:val="21"/>
+        </w:rPr>
+      </w:pPr>
+      <w:r>
+        <w:rPr>
+          <w:rFonts w:hint="default" w:ascii="Consolas" w:hAnsi="Consolas" w:eastAsia="Consolas" w:cs="Consolas"/>
+          <w:b w:val="0"/>
+          <w:bCs w:val="0"/>
+          <w:color w:val="569CD6"/>
+          <w:kern w:val="0"/>
+          <w:sz w:val="21"/>
+          <w:szCs w:val="21"/>
+          <w:shd w:val="clear" w:fill="1E1E1E"/>
+          <w:lang w:val="en-US" w:eastAsia="zh-CN" w:bidi="ar"/>
+        </w:rPr>
+        <w:t>const</w:t>
+      </w:r>
+      <w:r>
+        <w:rPr>
+          <w:rFonts w:hint="default" w:ascii="Consolas" w:hAnsi="Consolas" w:eastAsia="Consolas" w:cs="Consolas"/>
+          <w:b w:val="0"/>
+          <w:bCs w:val="0"/>
+          <w:color w:val="D4D4D4"/>
+          <w:kern w:val="0"/>
+          <w:sz w:val="21"/>
+          <w:szCs w:val="21"/>
+          <w:shd w:val="clear" w:fill="1E1E1E"/>
+          <w:lang w:val="en-US" w:eastAsia="zh-CN" w:bidi="ar"/>
+        </w:rPr>
+        <w:t xml:space="preserve"> </w:t>
+      </w:r>
+      <w:r>
+        <w:rPr>
+          <w:rFonts w:hint="default" w:ascii="Consolas" w:hAnsi="Consolas" w:eastAsia="Consolas" w:cs="Consolas"/>
+          <w:b w:val="0"/>
+          <w:bCs w:val="0"/>
+          <w:color w:val="4FC1FF"/>
+          <w:kern w:val="0"/>
+          <w:sz w:val="21"/>
+          <w:szCs w:val="21"/>
+          <w:shd w:val="clear" w:fill="1E1E1E"/>
+          <w:lang w:val="en-US" w:eastAsia="zh-CN" w:bidi="ar"/>
+        </w:rPr>
+        <w:t>text</w:t>
+      </w:r>
+      <w:r>
+        <w:rPr>
+          <w:rFonts w:hint="default" w:ascii="Consolas" w:hAnsi="Consolas" w:eastAsia="Consolas" w:cs="Consolas"/>
+          <w:b w:val="0"/>
+          <w:bCs w:val="0"/>
+          <w:color w:val="D4D4D4"/>
+          <w:kern w:val="0"/>
+          <w:sz w:val="21"/>
+          <w:szCs w:val="21"/>
+          <w:shd w:val="clear" w:fill="1E1E1E"/>
+          <w:lang w:val="en-US" w:eastAsia="zh-CN" w:bidi="ar"/>
+        </w:rPr>
+        <w:t xml:space="preserve"> = </w:t>
+      </w:r>
+      <w:r>
+        <w:rPr>
+          <w:rFonts w:hint="default" w:ascii="Consolas" w:hAnsi="Consolas" w:eastAsia="Consolas" w:cs="Consolas"/>
+          <w:b w:val="0"/>
+          <w:bCs w:val="0"/>
+          <w:color w:val="CE9178"/>
+          <w:kern w:val="0"/>
+          <w:sz w:val="21"/>
+          <w:szCs w:val="21"/>
+          <w:shd w:val="clear" w:fill="1E1E1E"/>
+          <w:lang w:val="en-US" w:eastAsia="zh-CN" w:bidi="ar"/>
+        </w:rPr>
+        <w:t>"javascript"</w:t>
+      </w:r>
+      <w:r>
+        <w:rPr>
+          <w:rFonts w:hint="default" w:ascii="Consolas" w:hAnsi="Consolas" w:eastAsia="Consolas" w:cs="Consolas"/>
+          <w:b w:val="0"/>
+          <w:bCs w:val="0"/>
+          <w:color w:val="D4D4D4"/>
+          <w:kern w:val="0"/>
+          <w:sz w:val="21"/>
+          <w:szCs w:val="21"/>
+          <w:shd w:val="clear" w:fill="1E1E1E"/>
+          <w:lang w:val="en-US" w:eastAsia="zh-CN" w:bidi="ar"/>
+        </w:rPr>
+        <w:t>;</w:t>
+      </w:r>
+    </w:p>
+    <w:p>
+      <w:pPr>
+        <w:keepNext w:val="0"/>
+        <w:keepLines w:val="0"/>
+        <w:widowControl/>
+        <w:suppressLineNumbers w:val="0"/>
+        <w:shd w:val="clear" w:fill="1E1E1E"/>
+        <w:spacing w:line="285" w:lineRule="atLeast"/>
+        <w:jc w:val="left"/>
+        <w:rPr>
+          <w:rFonts w:hint="default" w:ascii="Consolas" w:hAnsi="Consolas" w:eastAsia="Consolas" w:cs="Consolas"/>
+          <w:b w:val="0"/>
+          <w:bCs w:val="0"/>
+          <w:color w:val="D4D4D4"/>
+          <w:sz w:val="21"/>
+          <w:szCs w:val="21"/>
+        </w:rPr>
+      </w:pPr>
+      <w:r>
+        <w:rPr>
+          <w:rFonts w:hint="default" w:ascii="Consolas" w:hAnsi="Consolas" w:eastAsia="Consolas" w:cs="Consolas"/>
+          <w:b w:val="0"/>
+          <w:bCs w:val="0"/>
+          <w:color w:val="C586C0"/>
+          <w:kern w:val="0"/>
+          <w:sz w:val="21"/>
+          <w:szCs w:val="21"/>
+          <w:shd w:val="clear" w:fill="1E1E1E"/>
+          <w:lang w:val="en-US" w:eastAsia="zh-CN" w:bidi="ar"/>
+        </w:rPr>
+        <w:t>for</w:t>
+      </w:r>
+      <w:r>
+        <w:rPr>
+          <w:rFonts w:hint="default" w:ascii="Consolas" w:hAnsi="Consolas" w:eastAsia="Consolas" w:cs="Consolas"/>
+          <w:b w:val="0"/>
+          <w:bCs w:val="0"/>
+          <w:color w:val="D4D4D4"/>
+          <w:kern w:val="0"/>
+          <w:sz w:val="21"/>
+          <w:szCs w:val="21"/>
+          <w:shd w:val="clear" w:fill="1E1E1E"/>
+          <w:lang w:val="en-US" w:eastAsia="zh-CN" w:bidi="ar"/>
+        </w:rPr>
+        <w:t xml:space="preserve"> (</w:t>
+      </w:r>
+      <w:r>
+        <w:rPr>
+          <w:rFonts w:hint="default" w:ascii="Consolas" w:hAnsi="Consolas" w:eastAsia="Consolas" w:cs="Consolas"/>
+          <w:b w:val="0"/>
+          <w:bCs w:val="0"/>
+          <w:color w:val="569CD6"/>
+          <w:kern w:val="0"/>
+          <w:sz w:val="21"/>
+          <w:szCs w:val="21"/>
+          <w:shd w:val="clear" w:fill="1E1E1E"/>
+          <w:lang w:val="en-US" w:eastAsia="zh-CN" w:bidi="ar"/>
+        </w:rPr>
+        <w:t>const</w:t>
+      </w:r>
+      <w:r>
+        <w:rPr>
+          <w:rFonts w:hint="default" w:ascii="Consolas" w:hAnsi="Consolas" w:eastAsia="Consolas" w:cs="Consolas"/>
+          <w:b w:val="0"/>
+          <w:bCs w:val="0"/>
+          <w:color w:val="D4D4D4"/>
+          <w:kern w:val="0"/>
+          <w:sz w:val="21"/>
+          <w:szCs w:val="21"/>
+          <w:shd w:val="clear" w:fill="1E1E1E"/>
+          <w:lang w:val="en-US" w:eastAsia="zh-CN" w:bidi="ar"/>
+        </w:rPr>
+        <w:t xml:space="preserve"> </w:t>
+      </w:r>
+      <w:r>
+        <w:rPr>
+          <w:rFonts w:hint="default" w:ascii="Consolas" w:hAnsi="Consolas" w:eastAsia="Consolas" w:cs="Consolas"/>
+          <w:b w:val="0"/>
+          <w:bCs w:val="0"/>
+          <w:color w:val="4FC1FF"/>
+          <w:kern w:val="0"/>
+          <w:sz w:val="21"/>
+          <w:szCs w:val="21"/>
+          <w:shd w:val="clear" w:fill="1E1E1E"/>
+          <w:lang w:val="en-US" w:eastAsia="zh-CN" w:bidi="ar"/>
+        </w:rPr>
+        <w:t>element</w:t>
+      </w:r>
+      <w:r>
+        <w:rPr>
+          <w:rFonts w:hint="default" w:ascii="Consolas" w:hAnsi="Consolas" w:eastAsia="Consolas" w:cs="Consolas"/>
+          <w:b w:val="0"/>
+          <w:bCs w:val="0"/>
+          <w:color w:val="D4D4D4"/>
+          <w:kern w:val="0"/>
+          <w:sz w:val="21"/>
+          <w:szCs w:val="21"/>
+          <w:shd w:val="clear" w:fill="1E1E1E"/>
+          <w:lang w:val="en-US" w:eastAsia="zh-CN" w:bidi="ar"/>
+        </w:rPr>
+        <w:t xml:space="preserve"> </w:t>
+      </w:r>
+      <w:r>
+        <w:rPr>
+          <w:rFonts w:hint="default" w:ascii="Consolas" w:hAnsi="Consolas" w:eastAsia="Consolas" w:cs="Consolas"/>
+          <w:b w:val="0"/>
+          <w:bCs w:val="0"/>
+          <w:color w:val="569CD6"/>
+          <w:kern w:val="0"/>
+          <w:sz w:val="21"/>
+          <w:szCs w:val="21"/>
+          <w:shd w:val="clear" w:fill="1E1E1E"/>
+          <w:lang w:val="en-US" w:eastAsia="zh-CN" w:bidi="ar"/>
+        </w:rPr>
+        <w:t>of</w:t>
+      </w:r>
+      <w:r>
+        <w:rPr>
+          <w:rFonts w:hint="default" w:ascii="Consolas" w:hAnsi="Consolas" w:eastAsia="Consolas" w:cs="Consolas"/>
+          <w:b w:val="0"/>
+          <w:bCs w:val="0"/>
+          <w:color w:val="D4D4D4"/>
+          <w:kern w:val="0"/>
+          <w:sz w:val="21"/>
+          <w:szCs w:val="21"/>
+          <w:shd w:val="clear" w:fill="1E1E1E"/>
+          <w:lang w:val="en-US" w:eastAsia="zh-CN" w:bidi="ar"/>
+        </w:rPr>
+        <w:t xml:space="preserve"> </w:t>
+      </w:r>
+      <w:r>
+        <w:rPr>
+          <w:rFonts w:hint="default" w:ascii="Consolas" w:hAnsi="Consolas" w:eastAsia="Consolas" w:cs="Consolas"/>
+          <w:b w:val="0"/>
+          <w:bCs w:val="0"/>
+          <w:color w:val="4FC1FF"/>
+          <w:kern w:val="0"/>
+          <w:sz w:val="21"/>
+          <w:szCs w:val="21"/>
+          <w:shd w:val="clear" w:fill="1E1E1E"/>
+          <w:lang w:val="en-US" w:eastAsia="zh-CN" w:bidi="ar"/>
+        </w:rPr>
+        <w:t>text</w:t>
+      </w:r>
+      <w:r>
+        <w:rPr>
+          <w:rFonts w:hint="default" w:ascii="Consolas" w:hAnsi="Consolas" w:eastAsia="Consolas" w:cs="Consolas"/>
+          <w:b w:val="0"/>
+          <w:bCs w:val="0"/>
+          <w:color w:val="D4D4D4"/>
+          <w:kern w:val="0"/>
+          <w:sz w:val="21"/>
+          <w:szCs w:val="21"/>
+          <w:shd w:val="clear" w:fill="1E1E1E"/>
+          <w:lang w:val="en-US" w:eastAsia="zh-CN" w:bidi="ar"/>
+        </w:rPr>
+        <w:t>) {</w:t>
+      </w:r>
+    </w:p>
+    <w:p>
+      <w:pPr>
+        <w:keepNext w:val="0"/>
+        <w:keepLines w:val="0"/>
+        <w:widowControl/>
+        <w:suppressLineNumbers w:val="0"/>
+        <w:shd w:val="clear" w:fill="1E1E1E"/>
+        <w:spacing w:line="285" w:lineRule="atLeast"/>
+        <w:jc w:val="left"/>
+        <w:rPr>
+          <w:rFonts w:hint="default" w:ascii="Consolas" w:hAnsi="Consolas" w:eastAsia="Consolas" w:cs="Consolas"/>
+          <w:b w:val="0"/>
+          <w:bCs w:val="0"/>
+          <w:color w:val="D4D4D4"/>
+          <w:sz w:val="21"/>
+          <w:szCs w:val="21"/>
+        </w:rPr>
+      </w:pPr>
+      <w:r>
+        <w:rPr>
+          <w:rFonts w:hint="default" w:ascii="Consolas" w:hAnsi="Consolas" w:eastAsia="Consolas" w:cs="Consolas"/>
+          <w:b w:val="0"/>
+          <w:bCs w:val="0"/>
+          <w:color w:val="D4D4D4"/>
+          <w:kern w:val="0"/>
+          <w:sz w:val="21"/>
+          <w:szCs w:val="21"/>
+          <w:shd w:val="clear" w:fill="1E1E1E"/>
+          <w:lang w:val="en-US" w:eastAsia="zh-CN" w:bidi="ar"/>
+        </w:rPr>
+        <w:t xml:space="preserve">  </w:t>
+      </w:r>
+      <w:r>
+        <w:rPr>
+          <w:rFonts w:hint="default" w:ascii="Consolas" w:hAnsi="Consolas" w:eastAsia="Consolas" w:cs="Consolas"/>
+          <w:b w:val="0"/>
+          <w:bCs w:val="0"/>
+          <w:color w:val="9CDCFE"/>
+          <w:kern w:val="0"/>
+          <w:sz w:val="21"/>
+          <w:szCs w:val="21"/>
+          <w:shd w:val="clear" w:fill="1E1E1E"/>
+          <w:lang w:val="en-US" w:eastAsia="zh-CN" w:bidi="ar"/>
+        </w:rPr>
+        <w:t>console</w:t>
+      </w:r>
+      <w:r>
+        <w:rPr>
+          <w:rFonts w:hint="default" w:ascii="Consolas" w:hAnsi="Consolas" w:eastAsia="Consolas" w:cs="Consolas"/>
+          <w:b w:val="0"/>
+          <w:bCs w:val="0"/>
+          <w:color w:val="D4D4D4"/>
+          <w:kern w:val="0"/>
+          <w:sz w:val="21"/>
+          <w:szCs w:val="21"/>
+          <w:shd w:val="clear" w:fill="1E1E1E"/>
+          <w:lang w:val="en-US" w:eastAsia="zh-CN" w:bidi="ar"/>
+        </w:rPr>
+        <w:t>.</w:t>
+      </w:r>
+      <w:r>
+        <w:rPr>
+          <w:rFonts w:hint="default" w:ascii="Consolas" w:hAnsi="Consolas" w:eastAsia="Consolas" w:cs="Consolas"/>
+          <w:b w:val="0"/>
+          <w:bCs w:val="0"/>
+          <w:color w:val="DCDCAA"/>
+          <w:kern w:val="0"/>
+          <w:sz w:val="21"/>
+          <w:szCs w:val="21"/>
+          <w:shd w:val="clear" w:fill="1E1E1E"/>
+          <w:lang w:val="en-US" w:eastAsia="zh-CN" w:bidi="ar"/>
+        </w:rPr>
+        <w:t>log</w:t>
+      </w:r>
+      <w:r>
+        <w:rPr>
+          <w:rFonts w:hint="default" w:ascii="Consolas" w:hAnsi="Consolas" w:eastAsia="Consolas" w:cs="Consolas"/>
+          <w:b w:val="0"/>
+          <w:bCs w:val="0"/>
+          <w:color w:val="D4D4D4"/>
+          <w:kern w:val="0"/>
+          <w:sz w:val="21"/>
+          <w:szCs w:val="21"/>
+          <w:shd w:val="clear" w:fill="1E1E1E"/>
+          <w:lang w:val="en-US" w:eastAsia="zh-CN" w:bidi="ar"/>
+        </w:rPr>
+        <w:t>(</w:t>
+      </w:r>
+      <w:r>
+        <w:rPr>
+          <w:rFonts w:hint="default" w:ascii="Consolas" w:hAnsi="Consolas" w:eastAsia="Consolas" w:cs="Consolas"/>
+          <w:b w:val="0"/>
+          <w:bCs w:val="0"/>
+          <w:color w:val="4FC1FF"/>
+          <w:kern w:val="0"/>
+          <w:sz w:val="21"/>
+          <w:szCs w:val="21"/>
+          <w:shd w:val="clear" w:fill="1E1E1E"/>
+          <w:lang w:val="en-US" w:eastAsia="zh-CN" w:bidi="ar"/>
+        </w:rPr>
+        <w:t>element</w:t>
+      </w:r>
+      <w:r>
+        <w:rPr>
+          <w:rFonts w:hint="default" w:ascii="Consolas" w:hAnsi="Consolas" w:eastAsia="Consolas" w:cs="Consolas"/>
+          <w:b w:val="0"/>
+          <w:bCs w:val="0"/>
+          <w:color w:val="D4D4D4"/>
+          <w:kern w:val="0"/>
+          <w:sz w:val="21"/>
+          <w:szCs w:val="21"/>
+          <w:shd w:val="clear" w:fill="1E1E1E"/>
+          <w:lang w:val="en-US" w:eastAsia="zh-CN" w:bidi="ar"/>
+        </w:rPr>
+        <w:t>);</w:t>
+      </w:r>
+    </w:p>
+    <w:p>
+      <w:pPr>
+        <w:keepNext w:val="0"/>
+        <w:keepLines w:val="0"/>
+        <w:widowControl/>
+        <w:suppressLineNumbers w:val="0"/>
+        <w:shd w:val="clear" w:fill="1E1E1E"/>
+        <w:spacing w:line="285" w:lineRule="atLeast"/>
+        <w:jc w:val="left"/>
+        <w:rPr>
+          <w:rFonts w:hint="default" w:ascii="Consolas" w:hAnsi="Consolas" w:eastAsia="Consolas" w:cs="Consolas"/>
+          <w:b w:val="0"/>
+          <w:bCs w:val="0"/>
+          <w:color w:val="D4D4D4"/>
+          <w:sz w:val="21"/>
+          <w:szCs w:val="21"/>
+        </w:rPr>
+      </w:pPr>
+      <w:r>
+        <w:rPr>
+          <w:rFonts w:hint="default" w:ascii="Consolas" w:hAnsi="Consolas" w:eastAsia="Consolas" w:cs="Consolas"/>
+          <w:b w:val="0"/>
+          <w:bCs w:val="0"/>
+          <w:color w:val="D4D4D4"/>
+          <w:kern w:val="0"/>
+          <w:sz w:val="21"/>
+          <w:szCs w:val="21"/>
+          <w:shd w:val="clear" w:fill="1E1E1E"/>
+          <w:lang w:val="en-US" w:eastAsia="zh-CN" w:bidi="ar"/>
+        </w:rPr>
+        <w:t>}</w:t>
+      </w:r>
+    </w:p>
+    <w:p>
+      <w:pPr>
+        <w:keepNext w:val="0"/>
+        <w:keepLines w:val="0"/>
+        <w:widowControl/>
+        <w:suppressLineNumbers w:val="0"/>
+        <w:shd w:val="clear" w:fill="1E1E1E"/>
+        <w:spacing w:line="285" w:lineRule="atLeast"/>
+        <w:jc w:val="left"/>
+        <w:rPr>
+          <w:rFonts w:hint="default" w:ascii="Consolas" w:hAnsi="Consolas" w:eastAsia="Consolas" w:cs="Consolas"/>
+          <w:b w:val="0"/>
+          <w:bCs w:val="0"/>
+          <w:color w:val="D4D4D4"/>
+          <w:sz w:val="21"/>
+          <w:szCs w:val="21"/>
+        </w:rPr>
+      </w:pPr>
+      <w:r>
+        <w:rPr>
+          <w:rFonts w:hint="default" w:ascii="Consolas" w:hAnsi="Consolas" w:eastAsia="Consolas" w:cs="Consolas"/>
+          <w:b w:val="0"/>
+          <w:bCs w:val="0"/>
+          <w:color w:val="6A9955"/>
+          <w:kern w:val="0"/>
+          <w:sz w:val="21"/>
+          <w:szCs w:val="21"/>
+          <w:shd w:val="clear" w:fill="1E1E1E"/>
+          <w:lang w:val="en-US" w:eastAsia="zh-CN" w:bidi="ar"/>
+        </w:rPr>
+        <w:t>/*</w:t>
+      </w:r>
+    </w:p>
+    <w:p>
+      <w:pPr>
+        <w:keepNext w:val="0"/>
+        <w:keepLines w:val="0"/>
+        <w:widowControl/>
+        <w:suppressLineNumbers w:val="0"/>
+        <w:shd w:val="clear" w:fill="1E1E1E"/>
+        <w:spacing w:line="285" w:lineRule="atLeast"/>
+        <w:jc w:val="left"/>
+        <w:rPr>
+          <w:rFonts w:hint="default" w:ascii="Consolas" w:hAnsi="Consolas" w:eastAsia="Consolas" w:cs="Consolas"/>
+          <w:b w:val="0"/>
+          <w:bCs w:val="0"/>
+          <w:color w:val="D4D4D4"/>
+          <w:sz w:val="21"/>
+          <w:szCs w:val="21"/>
+        </w:rPr>
+      </w:pPr>
+      <w:r>
+        <w:rPr>
+          <w:rFonts w:hint="default" w:ascii="Consolas" w:hAnsi="Consolas" w:eastAsia="Consolas" w:cs="Consolas"/>
+          <w:b w:val="0"/>
+          <w:bCs w:val="0"/>
+          <w:color w:val="6A9955"/>
+          <w:kern w:val="0"/>
+          <w:sz w:val="21"/>
+          <w:szCs w:val="21"/>
+          <w:shd w:val="clear" w:fill="1E1E1E"/>
+          <w:lang w:val="en-US" w:eastAsia="zh-CN" w:bidi="ar"/>
+        </w:rPr>
+        <w:t>j</w:t>
+      </w:r>
+    </w:p>
+    <w:p>
+      <w:pPr>
+        <w:keepNext w:val="0"/>
+        <w:keepLines w:val="0"/>
+        <w:widowControl/>
+        <w:suppressLineNumbers w:val="0"/>
+        <w:shd w:val="clear" w:fill="1E1E1E"/>
+        <w:spacing w:line="285" w:lineRule="atLeast"/>
+        <w:jc w:val="left"/>
+        <w:rPr>
+          <w:rFonts w:hint="default" w:ascii="Consolas" w:hAnsi="Consolas" w:eastAsia="Consolas" w:cs="Consolas"/>
+          <w:b w:val="0"/>
+          <w:bCs w:val="0"/>
+          <w:color w:val="D4D4D4"/>
+          <w:sz w:val="21"/>
+          <w:szCs w:val="21"/>
+        </w:rPr>
+      </w:pPr>
+      <w:r>
+        <w:rPr>
+          <w:rFonts w:hint="default" w:ascii="Consolas" w:hAnsi="Consolas" w:eastAsia="Consolas" w:cs="Consolas"/>
+          <w:b w:val="0"/>
+          <w:bCs w:val="0"/>
+          <w:color w:val="6A9955"/>
+          <w:kern w:val="0"/>
+          <w:sz w:val="21"/>
+          <w:szCs w:val="21"/>
+          <w:shd w:val="clear" w:fill="1E1E1E"/>
+          <w:lang w:val="en-US" w:eastAsia="zh-CN" w:bidi="ar"/>
+        </w:rPr>
+        <w:t>a</w:t>
+      </w:r>
+    </w:p>
+    <w:p>
+      <w:pPr>
+        <w:keepNext w:val="0"/>
+        <w:keepLines w:val="0"/>
+        <w:widowControl/>
+        <w:suppressLineNumbers w:val="0"/>
+        <w:shd w:val="clear" w:fill="1E1E1E"/>
+        <w:spacing w:line="285" w:lineRule="atLeast"/>
+        <w:jc w:val="left"/>
+        <w:rPr>
+          <w:rFonts w:hint="default" w:ascii="Consolas" w:hAnsi="Consolas" w:eastAsia="Consolas" w:cs="Consolas"/>
+          <w:b w:val="0"/>
+          <w:bCs w:val="0"/>
+          <w:color w:val="D4D4D4"/>
+          <w:sz w:val="21"/>
+          <w:szCs w:val="21"/>
+        </w:rPr>
+      </w:pPr>
+      <w:r>
+        <w:rPr>
+          <w:rFonts w:hint="default" w:ascii="Consolas" w:hAnsi="Consolas" w:eastAsia="Consolas" w:cs="Consolas"/>
+          <w:b w:val="0"/>
+          <w:bCs w:val="0"/>
+          <w:color w:val="6A9955"/>
+          <w:kern w:val="0"/>
+          <w:sz w:val="21"/>
+          <w:szCs w:val="21"/>
+          <w:shd w:val="clear" w:fill="1E1E1E"/>
+          <w:lang w:val="en-US" w:eastAsia="zh-CN" w:bidi="ar"/>
+        </w:rPr>
+        <w:t>v</w:t>
+      </w:r>
+    </w:p>
+    <w:p>
+      <w:pPr>
+        <w:keepNext w:val="0"/>
+        <w:keepLines w:val="0"/>
+        <w:widowControl/>
+        <w:suppressLineNumbers w:val="0"/>
+        <w:shd w:val="clear" w:fill="1E1E1E"/>
+        <w:spacing w:line="285" w:lineRule="atLeast"/>
+        <w:jc w:val="left"/>
+        <w:rPr>
+          <w:rFonts w:hint="default" w:ascii="Consolas" w:hAnsi="Consolas" w:eastAsia="Consolas" w:cs="Consolas"/>
+          <w:b w:val="0"/>
+          <w:bCs w:val="0"/>
+          <w:color w:val="D4D4D4"/>
+          <w:sz w:val="21"/>
+          <w:szCs w:val="21"/>
+        </w:rPr>
+      </w:pPr>
+      <w:r>
+        <w:rPr>
+          <w:rFonts w:hint="default" w:ascii="Consolas" w:hAnsi="Consolas" w:eastAsia="Consolas" w:cs="Consolas"/>
+          <w:b w:val="0"/>
+          <w:bCs w:val="0"/>
+          <w:color w:val="6A9955"/>
+          <w:kern w:val="0"/>
+          <w:sz w:val="21"/>
+          <w:szCs w:val="21"/>
+          <w:shd w:val="clear" w:fill="1E1E1E"/>
+          <w:lang w:val="en-US" w:eastAsia="zh-CN" w:bidi="ar"/>
+        </w:rPr>
+        <w:t>a</w:t>
+      </w:r>
+    </w:p>
+    <w:p>
+      <w:pPr>
+        <w:keepNext w:val="0"/>
+        <w:keepLines w:val="0"/>
+        <w:widowControl/>
+        <w:suppressLineNumbers w:val="0"/>
+        <w:shd w:val="clear" w:fill="1E1E1E"/>
+        <w:spacing w:line="285" w:lineRule="atLeast"/>
+        <w:jc w:val="left"/>
+        <w:rPr>
+          <w:rFonts w:hint="default" w:ascii="Consolas" w:hAnsi="Consolas" w:eastAsia="Consolas" w:cs="Consolas"/>
+          <w:b w:val="0"/>
+          <w:bCs w:val="0"/>
+          <w:color w:val="D4D4D4"/>
+          <w:sz w:val="21"/>
+          <w:szCs w:val="21"/>
+        </w:rPr>
+      </w:pPr>
+      <w:r>
+        <w:rPr>
+          <w:rFonts w:hint="default" w:ascii="Consolas" w:hAnsi="Consolas" w:eastAsia="Consolas" w:cs="Consolas"/>
+          <w:b w:val="0"/>
+          <w:bCs w:val="0"/>
+          <w:color w:val="6A9955"/>
+          <w:kern w:val="0"/>
+          <w:sz w:val="21"/>
+          <w:szCs w:val="21"/>
+          <w:shd w:val="clear" w:fill="1E1E1E"/>
+          <w:lang w:val="en-US" w:eastAsia="zh-CN" w:bidi="ar"/>
+        </w:rPr>
+        <w:t>s</w:t>
+      </w:r>
+    </w:p>
+    <w:p>
+      <w:pPr>
+        <w:keepNext w:val="0"/>
+        <w:keepLines w:val="0"/>
+        <w:widowControl/>
+        <w:suppressLineNumbers w:val="0"/>
+        <w:shd w:val="clear" w:fill="1E1E1E"/>
+        <w:spacing w:line="285" w:lineRule="atLeast"/>
+        <w:jc w:val="left"/>
+        <w:rPr>
+          <w:rFonts w:hint="default" w:ascii="Consolas" w:hAnsi="Consolas" w:eastAsia="Consolas" w:cs="Consolas"/>
+          <w:b w:val="0"/>
+          <w:bCs w:val="0"/>
+          <w:color w:val="D4D4D4"/>
+          <w:sz w:val="21"/>
+          <w:szCs w:val="21"/>
+        </w:rPr>
+      </w:pPr>
+      <w:r>
+        <w:rPr>
+          <w:rFonts w:hint="default" w:ascii="Consolas" w:hAnsi="Consolas" w:eastAsia="Consolas" w:cs="Consolas"/>
+          <w:b w:val="0"/>
+          <w:bCs w:val="0"/>
+          <w:color w:val="6A9955"/>
+          <w:kern w:val="0"/>
+          <w:sz w:val="21"/>
+          <w:szCs w:val="21"/>
+          <w:shd w:val="clear" w:fill="1E1E1E"/>
+          <w:lang w:val="en-US" w:eastAsia="zh-CN" w:bidi="ar"/>
+        </w:rPr>
+        <w:t>c</w:t>
+      </w:r>
+    </w:p>
+    <w:p>
+      <w:pPr>
+        <w:keepNext w:val="0"/>
+        <w:keepLines w:val="0"/>
+        <w:widowControl/>
+        <w:suppressLineNumbers w:val="0"/>
+        <w:shd w:val="clear" w:fill="1E1E1E"/>
+        <w:spacing w:line="285" w:lineRule="atLeast"/>
+        <w:jc w:val="left"/>
+        <w:rPr>
+          <w:rFonts w:hint="default" w:ascii="Consolas" w:hAnsi="Consolas" w:eastAsia="Consolas" w:cs="Consolas"/>
+          <w:b w:val="0"/>
+          <w:bCs w:val="0"/>
+          <w:color w:val="D4D4D4"/>
+          <w:sz w:val="21"/>
+          <w:szCs w:val="21"/>
+        </w:rPr>
+      </w:pPr>
+      <w:r>
+        <w:rPr>
+          <w:rFonts w:hint="default" w:ascii="Consolas" w:hAnsi="Consolas" w:eastAsia="Consolas" w:cs="Consolas"/>
+          <w:b w:val="0"/>
+          <w:bCs w:val="0"/>
+          <w:color w:val="6A9955"/>
+          <w:kern w:val="0"/>
+          <w:sz w:val="21"/>
+          <w:szCs w:val="21"/>
+          <w:shd w:val="clear" w:fill="1E1E1E"/>
+          <w:lang w:val="en-US" w:eastAsia="zh-CN" w:bidi="ar"/>
+        </w:rPr>
+        <w:t>r</w:t>
+      </w:r>
+    </w:p>
+    <w:p>
+      <w:pPr>
+        <w:keepNext w:val="0"/>
+        <w:keepLines w:val="0"/>
+        <w:widowControl/>
+        <w:suppressLineNumbers w:val="0"/>
+        <w:shd w:val="clear" w:fill="1E1E1E"/>
+        <w:spacing w:line="285" w:lineRule="atLeast"/>
+        <w:jc w:val="left"/>
+        <w:rPr>
+          <w:rFonts w:hint="default" w:ascii="Consolas" w:hAnsi="Consolas" w:eastAsia="Consolas" w:cs="Consolas"/>
+          <w:b w:val="0"/>
+          <w:bCs w:val="0"/>
+          <w:color w:val="D4D4D4"/>
+          <w:sz w:val="21"/>
+          <w:szCs w:val="21"/>
+        </w:rPr>
+      </w:pPr>
+      <w:r>
+        <w:rPr>
+          <w:rFonts w:hint="default" w:ascii="Consolas" w:hAnsi="Consolas" w:eastAsia="Consolas" w:cs="Consolas"/>
+          <w:b w:val="0"/>
+          <w:bCs w:val="0"/>
+          <w:color w:val="6A9955"/>
+          <w:kern w:val="0"/>
+          <w:sz w:val="21"/>
+          <w:szCs w:val="21"/>
+          <w:shd w:val="clear" w:fill="1E1E1E"/>
+          <w:lang w:val="en-US" w:eastAsia="zh-CN" w:bidi="ar"/>
+        </w:rPr>
+        <w:t>i</w:t>
+      </w:r>
+    </w:p>
+    <w:p>
+      <w:pPr>
+        <w:keepNext w:val="0"/>
+        <w:keepLines w:val="0"/>
+        <w:widowControl/>
+        <w:suppressLineNumbers w:val="0"/>
+        <w:shd w:val="clear" w:fill="1E1E1E"/>
+        <w:spacing w:line="285" w:lineRule="atLeast"/>
+        <w:jc w:val="left"/>
+        <w:rPr>
+          <w:rFonts w:hint="default" w:ascii="Consolas" w:hAnsi="Consolas" w:eastAsia="Consolas" w:cs="Consolas"/>
+          <w:b w:val="0"/>
+          <w:bCs w:val="0"/>
+          <w:color w:val="D4D4D4"/>
+          <w:sz w:val="21"/>
+          <w:szCs w:val="21"/>
+        </w:rPr>
+      </w:pPr>
+      <w:r>
+        <w:rPr>
+          <w:rFonts w:hint="default" w:ascii="Consolas" w:hAnsi="Consolas" w:eastAsia="Consolas" w:cs="Consolas"/>
+          <w:b w:val="0"/>
+          <w:bCs w:val="0"/>
+          <w:color w:val="6A9955"/>
+          <w:kern w:val="0"/>
+          <w:sz w:val="21"/>
+          <w:szCs w:val="21"/>
+          <w:shd w:val="clear" w:fill="1E1E1E"/>
+          <w:lang w:val="en-US" w:eastAsia="zh-CN" w:bidi="ar"/>
+        </w:rPr>
+        <w:t>p</w:t>
+      </w:r>
+    </w:p>
+    <w:p>
+      <w:pPr>
+        <w:keepNext w:val="0"/>
+        <w:keepLines w:val="0"/>
+        <w:widowControl/>
+        <w:suppressLineNumbers w:val="0"/>
+        <w:shd w:val="clear" w:fill="1E1E1E"/>
+        <w:spacing w:line="285" w:lineRule="atLeast"/>
+        <w:jc w:val="left"/>
+        <w:rPr>
+          <w:rFonts w:hint="default" w:ascii="Consolas" w:hAnsi="Consolas" w:eastAsia="Consolas" w:cs="Consolas"/>
+          <w:b w:val="0"/>
+          <w:bCs w:val="0"/>
+          <w:color w:val="D4D4D4"/>
+          <w:sz w:val="21"/>
+          <w:szCs w:val="21"/>
+        </w:rPr>
+      </w:pPr>
+      <w:r>
+        <w:rPr>
+          <w:rFonts w:hint="default" w:ascii="Consolas" w:hAnsi="Consolas" w:eastAsia="Consolas" w:cs="Consolas"/>
+          <w:b w:val="0"/>
+          <w:bCs w:val="0"/>
+          <w:color w:val="6A9955"/>
+          <w:kern w:val="0"/>
+          <w:sz w:val="21"/>
+          <w:szCs w:val="21"/>
+          <w:shd w:val="clear" w:fill="1E1E1E"/>
+          <w:lang w:val="en-US" w:eastAsia="zh-CN" w:bidi="ar"/>
+        </w:rPr>
+        <w:t>t</w:t>
+      </w:r>
+    </w:p>
+    <w:p>
+      <w:pPr>
+        <w:keepNext w:val="0"/>
+        <w:keepLines w:val="0"/>
+        <w:widowControl/>
+        <w:suppressLineNumbers w:val="0"/>
+        <w:shd w:val="clear" w:fill="1E1E1E"/>
+        <w:spacing w:line="285" w:lineRule="atLeast"/>
+        <w:jc w:val="left"/>
+        <w:rPr>
+          <w:rFonts w:hint="default" w:ascii="Consolas" w:hAnsi="Consolas" w:eastAsia="Consolas" w:cs="Consolas"/>
+          <w:b w:val="0"/>
+          <w:bCs w:val="0"/>
+          <w:color w:val="D4D4D4"/>
+          <w:sz w:val="21"/>
+          <w:szCs w:val="21"/>
+        </w:rPr>
+      </w:pPr>
+      <w:r>
+        <w:rPr>
+          <w:rFonts w:hint="default" w:ascii="Consolas" w:hAnsi="Consolas" w:eastAsia="Consolas" w:cs="Consolas"/>
+          <w:b w:val="0"/>
+          <w:bCs w:val="0"/>
+          <w:color w:val="6A9955"/>
+          <w:kern w:val="0"/>
+          <w:sz w:val="21"/>
+          <w:szCs w:val="21"/>
+          <w:shd w:val="clear" w:fill="1E1E1E"/>
+          <w:lang w:val="en-US" w:eastAsia="zh-CN" w:bidi="ar"/>
+        </w:rPr>
+        <w:t>*/</w:t>
+      </w:r>
+    </w:p>
+    <w:p>
+      <w:pPr>
+        <w:rPr>
+          <w:rFonts w:hint="default"/>
+          <w:lang w:val="en-IN"/>
         </w:rPr>
       </w:pPr>
       <w:bookmarkStart w:id="0" w:name="_GoBack"/>
       <w:bookmarkEnd w:id="0"/>
+    </w:p>
+    <w:p/>
+    <w:p/>
+    <w:p/>
+    <w:p/>
+    <w:p/>
+    <w:p/>
+    <w:p/>
+    <w:p>
+      <w:pPr>
+        <w:rPr>
+          <w:rFonts w:hint="default"/>
+        </w:rPr>
+      </w:pPr>
     </w:p>
     <w:sectPr>
       <w:pgSz w:w="11906" w:h="16838"/>
